--- a/flow/20230927_hours/drafts/2024-04-g/26.04.docx
+++ b/flow/20230927_hours/drafts/2024-04-g/26.04.docx
@@ -1199,28 +1199,29 @@
       </w:r>
     </w:p>
     <w:p>
-      <w:pPr>
-        <w:spacing w:line="240" w:lineRule="auto"/>
-        <w:rPr>
-          <w:rFonts w:ascii="Times New Roman" w:hAnsi="Times New Roman"/>
-          <w:sz w:val="24"/>
-        </w:rPr>
-      </w:pPr>
-      <w:r>
-        <w:rPr>
-          <w:rFonts w:ascii="Times New Roman" w:hAnsi="Times New Roman"/>
-          <w:i/>
-          <w:color w:val="FF0000"/>
-          <w:sz w:val="24"/>
-        </w:rPr>
-        <w:t>Тропар свята (г. 8):</w:t>
-      </w:r>
-      <w:r>
-        <w:rPr>
-          <w:rFonts w:ascii="Times New Roman" w:hAnsi="Times New Roman"/>
-          <w:sz w:val="24"/>
-        </w:rPr>
-        <w:t xml:space="preserve"> В переполовення празника спраглу душу мою благочестя напій водами,* до всіх бо, Спасе, закликав Ти:* Спраглий нехай гряде до мене і нехай п’є.* Джерело життя нашого, Христе Боже, слава Тобі.</w:t>
+      <w:r>
+        <w:rPr>
+          <w:rFonts w:ascii="Times New Roman" w:hAnsi="Times New Roman"/>
+          <w:i/>
+          <w:color w:val="FF4400"/>
+          <w:sz w:val="24"/>
+        </w:rPr>
+        <w:t>Тропар (г. 8):</w:t>
+      </w:r>
+      <w:r>
+        <w:rPr>
+          <w:rFonts w:ascii="Times New Roman" w:hAnsi="Times New Roman"/>
+          <w:sz w:val="24"/>
+        </w:rPr>
+        <w:t xml:space="preserve"> </w:t>
+      </w:r>
+      <w:r>
+        <w:rPr>
+          <w:rFonts w:ascii="Times New Roman" w:hAnsi="Times New Roman"/>
+          <w:color w:val="333333"/>
+          <w:sz w:val="24"/>
+        </w:rPr>
+        <w:t>В переполовення празника спраглу душу мою благочестя напій водами,* до всіх бо, Спасе, закликав Ти:* Спраглий нехай гряде до мене і нехай п’є.* Джерело життя нашого, Христе Боже, слава Тобі.</w:t>
       </w:r>
     </w:p>
     <w:p>
@@ -1523,28 +1524,29 @@
       </w:r>
     </w:p>
     <w:p>
-      <w:pPr>
-        <w:spacing w:line="240" w:lineRule="auto"/>
-        <w:rPr>
-          <w:rFonts w:ascii="Times New Roman" w:hAnsi="Times New Roman"/>
-          <w:sz w:val="24"/>
-        </w:rPr>
-      </w:pPr>
-      <w:r>
-        <w:rPr>
-          <w:rFonts w:ascii="Times New Roman" w:hAnsi="Times New Roman"/>
-          <w:i/>
-          <w:color w:val="FF0000"/>
-          <w:sz w:val="24"/>
-        </w:rPr>
-        <w:t>Кондак свята (г. 4):</w:t>
-      </w:r>
-      <w:r>
-        <w:rPr>
-          <w:rFonts w:ascii="Times New Roman" w:hAnsi="Times New Roman"/>
-          <w:sz w:val="24"/>
-        </w:rPr>
-        <w:t xml:space="preserve"> В переполовення законного празника, всіх Творче і Владико,* до предстоящих глаголив Ти, Христе Боже:* Прийдіть і зачерпніть воду безсмертя.* Тому до Тебе припадаємо і вірно кличемо:* Щедроти Твої даруй нам,* бо Ти є джерело життя нашого.</w:t>
+      <w:r>
+        <w:rPr>
+          <w:rFonts w:ascii="Times New Roman" w:hAnsi="Times New Roman"/>
+          <w:i/>
+          <w:color w:val="FF4400"/>
+          <w:sz w:val="24"/>
+        </w:rPr>
+        <w:t>Кондак (г. 4):</w:t>
+      </w:r>
+      <w:r>
+        <w:rPr>
+          <w:rFonts w:ascii="Times New Roman" w:hAnsi="Times New Roman"/>
+          <w:sz w:val="24"/>
+        </w:rPr>
+        <w:t xml:space="preserve"> </w:t>
+      </w:r>
+      <w:r>
+        <w:rPr>
+          <w:rFonts w:ascii="Times New Roman" w:hAnsi="Times New Roman"/>
+          <w:color w:val="333333"/>
+          <w:sz w:val="24"/>
+        </w:rPr>
+        <w:t>В переполовення законного празника, всіх Творче і Владико,* до предстоящих глаголив Ти, Христе Боже:* Прийдіть і зачерпніть воду безсмертя.* Тому до Тебе припадаємо і вірно кличемо:* Щедроти Твої даруй нам,* бо Ти є джерело життя нашого.</w:t>
       </w:r>
     </w:p>
     <w:p>
@@ -3543,31 +3545,6 @@
       </w:r>
     </w:p>
     <w:p>
-      <w:pPr>
-        <w:spacing w:line="240" w:lineRule="auto"/>
-        <w:rPr>
-          <w:rFonts w:ascii="Times New Roman" w:hAnsi="Times New Roman"/>
-          <w:sz w:val="24"/>
-        </w:rPr>
-      </w:pPr>
-      <w:r>
-        <w:rPr>
-          <w:rFonts w:ascii="Times New Roman" w:hAnsi="Times New Roman"/>
-          <w:i/>
-          <w:color w:val="FF0000"/>
-          <w:sz w:val="24"/>
-        </w:rPr>
-        <w:t>Тропар свята (г. 8):</w:t>
-      </w:r>
-      <w:r>
-        <w:rPr>
-          <w:rFonts w:ascii="Times New Roman" w:hAnsi="Times New Roman"/>
-          <w:sz w:val="24"/>
-        </w:rPr>
-        <w:t xml:space="preserve"> В переполовення празника спраглу душу мою благочестя напій водами,* до всіх бо, Спасе, закликав Ти:* Спраглий нехай гряде до мене і нехай п’є.* Джерело життя нашого, Христе Боже, слава Тобі.</w:t>
-      </w:r>
-    </w:p>
-    <w:p>
       <w:r>
         <w:rPr>
           <w:rFonts w:ascii="Times New Roman" w:hAnsi="Times New Roman"/>
@@ -3610,22 +3587,12 @@
       </w:r>
     </w:p>
     <w:p>
-      <w:pPr>
-        <w:spacing w:line="240" w:lineRule="auto"/>
-        <w:ind w:left="2" w:hanging="2"/>
-        <w:rPr>
-          <w:rFonts w:ascii="Times New Roman" w:hAnsi="Times New Roman"/>
-          <w:sz w:val="24"/>
-          <w:szCs w:val="24"/>
-        </w:rPr>
-      </w:pPr>
-      <w:r>
-        <w:rPr>
-          <w:rFonts w:ascii="Times New Roman" w:hAnsi="Times New Roman"/>
-          <w:i/>
-          <w:color w:val="FF0000"/>
-          <w:sz w:val="24"/>
-          <w:szCs w:val="24"/>
+      <w:r>
+        <w:rPr>
+          <w:rFonts w:ascii="Times New Roman" w:hAnsi="Times New Roman"/>
+          <w:i/>
+          <w:color w:val="FF0000"/>
+          <w:sz w:val="24"/>
           <w:highlight w:val="white"/>
         </w:rPr>
         <w:t>Тропар (г. 4):</w:t>
@@ -3635,7 +3602,6 @@
           <w:rFonts w:ascii="Times New Roman" w:hAnsi="Times New Roman"/>
           <w:color w:val="FF0000"/>
           <w:sz w:val="24"/>
-          <w:szCs w:val="24"/>
           <w:highlight w:val="white"/>
         </w:rPr>
         <w:t xml:space="preserve"> </w:t>
@@ -3644,10 +3610,34 @@
         <w:rPr>
           <w:rFonts w:ascii="Times New Roman" w:hAnsi="Times New Roman"/>
           <w:sz w:val="24"/>
-          <w:szCs w:val="24"/>
           <w:highlight w:val="white"/>
         </w:rPr>
-        <w:t>Мученики твої, Господи,* у стражданнях своїх прийняли вінці нетлінні від тебе, Бога нашого.* Мавши бо кріпость твою, вони мучителів подолали,* сокрушили і демонів зухвальства безсильні.* Їх молитвами спаси душі наші.</w:t>
+        <w:t>I звичаїв апостолів причасником і їх намісником стався ти,* знайшов ти шлях, богонатхненний, як дійти до видіння.* Задля того слово істини справляючи,* і задля віри постраждав ти аж до крови, священ</w:t>
+      </w:r>
+      <w:r>
+        <w:rPr>
+          <w:rFonts w:ascii="Times New Roman" w:hAnsi="Times New Roman"/>
+          <w:sz w:val="24"/>
+          <w:highlight w:val="white"/>
+        </w:rPr>
+        <w:t>номученику Василію</w:t>
+      </w:r>
+      <w:r>
+        <w:rPr>
+          <w:rFonts w:ascii="Times New Roman" w:hAnsi="Times New Roman"/>
+          <w:i/>
+          <w:sz w:val="24"/>
+          <w:highlight w:val="white"/>
+        </w:rPr>
+        <w:t xml:space="preserve">,* </w:t>
+      </w:r>
+      <w:r>
+        <w:rPr>
+          <w:rFonts w:ascii="Times New Roman" w:hAnsi="Times New Roman"/>
+          <w:sz w:val="24"/>
+          <w:highlight w:val="white"/>
+        </w:rPr>
+        <w:t>моли Христа Бога, щоб спаслися душі наші.</w:t>
       </w:r>
     </w:p>
     <w:p>
@@ -3925,32 +3915,21 @@
       </w:r>
     </w:p>
     <w:p>
-      <w:pPr>
-        <w:spacing w:line="240" w:lineRule="auto"/>
-        <w:ind w:left="2" w:hanging="2"/>
-        <w:rPr>
-          <w:rFonts w:ascii="Times New Roman" w:hAnsi="Times New Roman"/>
-          <w:sz w:val="24"/>
-          <w:szCs w:val="24"/>
-        </w:rPr>
-      </w:pPr>
-      <w:r>
-        <w:rPr>
-          <w:rFonts w:ascii="Times New Roman" w:hAnsi="Times New Roman"/>
-          <w:i/>
-          <w:color w:val="FF0000"/>
-          <w:sz w:val="24"/>
-          <w:szCs w:val="24"/>
-        </w:rPr>
-        <w:t>Кондак (г. 2):</w:t>
-      </w:r>
-      <w:r>
-        <w:rPr>
-          <w:rFonts w:ascii="Times New Roman" w:hAnsi="Times New Roman"/>
-          <w:sz w:val="24"/>
-          <w:szCs w:val="24"/>
-        </w:rPr>
-        <w:t xml:space="preserve"> Твердий і всесвітлий лик мучеників дев’яти,* трисонячного божества ісповідники на суді йому взивали:* Кров і душі наші із тілами, як непорочну жертву приносимо тобі, Владико,* до ликів небесних твоїх нас долучи, як Бог милостивий.</w:t>
+      <w:r>
+        <w:rPr>
+          <w:rFonts w:ascii="Times New Roman" w:hAnsi="Times New Roman"/>
+          <w:i/>
+          <w:color w:val="FF0000"/>
+          <w:sz w:val="24"/>
+        </w:rPr>
+        <w:t>Кондак (г. 4):</w:t>
+      </w:r>
+      <w:r>
+        <w:rPr>
+          <w:rFonts w:ascii="Times New Roman" w:hAnsi="Times New Roman"/>
+          <w:sz w:val="24"/>
+        </w:rPr>
+        <w:t xml:space="preserve"> Царським повелінням зневаживши,* царство небесне отримав єси, Василію,* в ньому ж ликуючи, поминай нас,* які пам’ять твою почитаємо, священномученику.</w:t>
       </w:r>
     </w:p>
     <w:p>
@@ -5761,28 +5740,29 @@
       </w:r>
     </w:p>
     <w:p>
-      <w:pPr>
-        <w:spacing w:line="240" w:lineRule="auto"/>
-        <w:rPr>
-          <w:rFonts w:ascii="Times New Roman" w:hAnsi="Times New Roman"/>
-          <w:sz w:val="24"/>
-        </w:rPr>
-      </w:pPr>
-      <w:r>
-        <w:rPr>
-          <w:rFonts w:ascii="Times New Roman" w:hAnsi="Times New Roman"/>
-          <w:i/>
-          <w:color w:val="FF0000"/>
-          <w:sz w:val="24"/>
-        </w:rPr>
-        <w:t>Тропар свята (г. 8):</w:t>
-      </w:r>
-      <w:r>
-        <w:rPr>
-          <w:rFonts w:ascii="Times New Roman" w:hAnsi="Times New Roman"/>
-          <w:sz w:val="24"/>
-        </w:rPr>
-        <w:t xml:space="preserve"> В переполовення празника спраглу душу мою благочестя напій водами,* до всіх бо, Спасе, закликав Ти:* Спраглий нехай гряде до мене і нехай п’є.* Джерело життя нашого, Христе Боже, слава Тобі.</w:t>
+      <w:r>
+        <w:rPr>
+          <w:rFonts w:ascii="Times New Roman" w:hAnsi="Times New Roman"/>
+          <w:i/>
+          <w:color w:val="FF4400"/>
+          <w:sz w:val="24"/>
+        </w:rPr>
+        <w:t>Тропар (г. 8):</w:t>
+      </w:r>
+      <w:r>
+        <w:rPr>
+          <w:rFonts w:ascii="Times New Roman" w:hAnsi="Times New Roman"/>
+          <w:sz w:val="24"/>
+        </w:rPr>
+        <w:t xml:space="preserve"> </w:t>
+      </w:r>
+      <w:r>
+        <w:rPr>
+          <w:rFonts w:ascii="Times New Roman" w:hAnsi="Times New Roman"/>
+          <w:color w:val="333333"/>
+          <w:sz w:val="24"/>
+        </w:rPr>
+        <w:t>В переполовення празника спраглу душу мою благочестя напій водами,* до всіх бо, Спасе, закликав Ти:* Спраглий нехай гряде до мене і нехай п’є.* Джерело життя нашого, Христе Боже, слава Тобі.</w:t>
       </w:r>
     </w:p>
     <w:p>
@@ -6061,36 +6041,29 @@
       </w:r>
     </w:p>
     <w:p>
-      <w:pPr>
-        <w:spacing w:line="240" w:lineRule="auto"/>
-        <w:rPr>
-          <w:rFonts w:ascii="Times New Roman" w:hAnsi="Times New Roman"/>
-          <w:sz w:val="24"/>
-        </w:rPr>
-      </w:pPr>
-      <w:r>
-        <w:rPr>
-          <w:rFonts w:ascii="Times New Roman" w:hAnsi="Times New Roman"/>
-          <w:i/>
-          <w:color w:val="FF0000"/>
-          <w:sz w:val="24"/>
-        </w:rPr>
-        <w:t>Кондак свята (г. 4):</w:t>
-      </w:r>
-      <w:r>
-        <w:rPr>
-          <w:rFonts w:ascii="Times New Roman" w:hAnsi="Times New Roman"/>
-          <w:sz w:val="24"/>
-        </w:rPr>
-        <w:t xml:space="preserve"> В переполовення законного празника, всіх Творче і Владико,* до предстоящих глаголив Ти, Христе Боже:* Прийдіть і зачерпніть воду безсмертя.* Тому до </w:t>
-      </w:r>
-      <w:r>
-        <w:rPr>
-          <w:rFonts w:ascii="Times New Roman" w:hAnsi="Times New Roman"/>
-          <w:sz w:val="24"/>
-        </w:rPr>
-        <w:lastRenderedPageBreak/>
-        <w:t>Тебе припадаємо і вірно кличемо:* Щедроти Твої даруй нам,* бо Ти є джерело життя нашого.</w:t>
+      <w:r>
+        <w:rPr>
+          <w:rFonts w:ascii="Times New Roman" w:hAnsi="Times New Roman"/>
+          <w:i/>
+          <w:color w:val="FF4400"/>
+          <w:sz w:val="24"/>
+        </w:rPr>
+        <w:t>Кондак (г. 4):</w:t>
+      </w:r>
+      <w:r>
+        <w:rPr>
+          <w:rFonts w:ascii="Times New Roman" w:hAnsi="Times New Roman"/>
+          <w:sz w:val="24"/>
+        </w:rPr>
+        <w:t xml:space="preserve"> </w:t>
+      </w:r>
+      <w:r>
+        <w:rPr>
+          <w:rFonts w:ascii="Times New Roman" w:hAnsi="Times New Roman"/>
+          <w:color w:val="333333"/>
+          <w:sz w:val="24"/>
+        </w:rPr>
+        <w:t>В переполовення законного празника, всіх Творче і Владико,* до предстоящих глаголив Ти, Христе Боже:* Прийдіть і зачерпніть воду безсмертя.* Тому до Тебе припадаємо і вірно кличемо:* Щедроти Твої даруй нам,* бо Ти є джерело життя нашого.</w:t>
       </w:r>
     </w:p>
     <w:p>
@@ -7808,31 +7781,6 @@
       </w:r>
     </w:p>
     <w:p>
-      <w:pPr>
-        <w:spacing w:line="240" w:lineRule="auto"/>
-        <w:rPr>
-          <w:rFonts w:ascii="Times New Roman" w:hAnsi="Times New Roman"/>
-          <w:sz w:val="24"/>
-        </w:rPr>
-      </w:pPr>
-      <w:r>
-        <w:rPr>
-          <w:rFonts w:ascii="Times New Roman" w:hAnsi="Times New Roman"/>
-          <w:i/>
-          <w:color w:val="FF0000"/>
-          <w:sz w:val="24"/>
-        </w:rPr>
-        <w:t>Тропар свята (г. 8):</w:t>
-      </w:r>
-      <w:r>
-        <w:rPr>
-          <w:rFonts w:ascii="Times New Roman" w:hAnsi="Times New Roman"/>
-          <w:sz w:val="24"/>
-        </w:rPr>
-        <w:t xml:space="preserve"> В переполовення празника спраглу душу мою благочестя напій водами,* до всіх бо, Спасе, закликав Ти:* Спраглий нехай гряде до мене і нехай п’є.* Джерело життя нашого, Христе Боже, слава Тобі.</w:t>
-      </w:r>
-    </w:p>
-    <w:p>
       <w:r>
         <w:rPr>
           <w:rFonts w:ascii="Times New Roman" w:hAnsi="Times New Roman"/>
@@ -7875,32 +7823,21 @@
       </w:r>
     </w:p>
     <w:p>
-      <w:pPr>
-        <w:spacing w:line="240" w:lineRule="auto"/>
-        <w:ind w:left="2" w:hanging="2"/>
-        <w:rPr>
-          <w:rFonts w:ascii="Times New Roman" w:hAnsi="Times New Roman"/>
-          <w:sz w:val="24"/>
-          <w:szCs w:val="24"/>
-        </w:rPr>
-      </w:pPr>
-      <w:r>
-        <w:rPr>
-          <w:rFonts w:ascii="Times New Roman" w:hAnsi="Times New Roman"/>
-          <w:i/>
-          <w:color w:val="FF0000"/>
-          <w:sz w:val="24"/>
-          <w:szCs w:val="24"/>
+      <w:r>
+        <w:rPr>
+          <w:rFonts w:ascii="Times New Roman" w:hAnsi="Times New Roman"/>
+          <w:i/>
+          <w:color w:val="FF0000"/>
+          <w:sz w:val="24"/>
           <w:highlight w:val="white"/>
         </w:rPr>
-        <w:t>Тропар (г. 8):</w:t>
-      </w:r>
-      <w:r>
-        <w:rPr>
-          <w:rFonts w:ascii="Times New Roman" w:hAnsi="Times New Roman"/>
-          <w:color w:val="FF0000"/>
-          <w:sz w:val="24"/>
-          <w:szCs w:val="24"/>
+        <w:t>Тропар (г. 4):</w:t>
+      </w:r>
+      <w:r>
+        <w:rPr>
+          <w:rFonts w:ascii="Times New Roman" w:hAnsi="Times New Roman"/>
+          <w:color w:val="FF0000"/>
+          <w:sz w:val="24"/>
           <w:highlight w:val="white"/>
         </w:rPr>
         <w:t xml:space="preserve"> </w:t>
@@ -7909,10 +7846,34 @@
         <w:rPr>
           <w:rFonts w:ascii="Times New Roman" w:hAnsi="Times New Roman"/>
           <w:sz w:val="24"/>
-          <w:szCs w:val="24"/>
           <w:highlight w:val="white"/>
         </w:rPr>
-        <w:t>У тобі, отче, дбайливо зберігся образ,* бо, прийнявши хрест, ти пішов слідом за Христом* і ділом навчав ти погорджувати тілом, бо воно проминає,* а дбати про душу – єство безсмертне.* Тим-то з ангелами разом радується,* преподобний Мемноне, дух твій.</w:t>
+        <w:t>I звичаїв апостолів причасником і їх намісником стався ти,* знайшов ти шлях, богонатхненний, як дійти до видіння.* Задля того слово істини справляючи,* і задля віри постраждав ти аж до крови, священ</w:t>
+      </w:r>
+      <w:r>
+        <w:rPr>
+          <w:rFonts w:ascii="Times New Roman" w:hAnsi="Times New Roman"/>
+          <w:sz w:val="24"/>
+          <w:highlight w:val="white"/>
+        </w:rPr>
+        <w:t>номученику Василію</w:t>
+      </w:r>
+      <w:r>
+        <w:rPr>
+          <w:rFonts w:ascii="Times New Roman" w:hAnsi="Times New Roman"/>
+          <w:i/>
+          <w:sz w:val="24"/>
+          <w:highlight w:val="white"/>
+        </w:rPr>
+        <w:t xml:space="preserve">,* </w:t>
+      </w:r>
+      <w:r>
+        <w:rPr>
+          <w:rFonts w:ascii="Times New Roman" w:hAnsi="Times New Roman"/>
+          <w:sz w:val="24"/>
+          <w:highlight w:val="white"/>
+        </w:rPr>
+        <w:t>моли Христа Бога, щоб спаслися душі наші.</w:t>
       </w:r>
     </w:p>
     <w:p>
@@ -8203,41 +8164,21 @@
       </w:r>
     </w:p>
     <w:p>
-      <w:pPr>
-        <w:spacing w:line="240" w:lineRule="auto"/>
-        <w:ind w:left="2" w:hanging="2"/>
-        <w:rPr>
-          <w:rFonts w:ascii="Times New Roman" w:hAnsi="Times New Roman"/>
-          <w:sz w:val="24"/>
-          <w:szCs w:val="24"/>
-        </w:rPr>
-      </w:pPr>
-      <w:r>
-        <w:rPr>
-          <w:rFonts w:ascii="Times New Roman" w:hAnsi="Times New Roman"/>
-          <w:i/>
-          <w:color w:val="FF0000"/>
-          <w:sz w:val="24"/>
-          <w:szCs w:val="24"/>
-        </w:rPr>
-        <w:t>Кондак (г. 8):</w:t>
-      </w:r>
-      <w:r>
-        <w:rPr>
-          <w:rFonts w:ascii="Times New Roman" w:hAnsi="Times New Roman"/>
-          <w:color w:val="FF0000"/>
-          <w:sz w:val="24"/>
-          <w:szCs w:val="24"/>
-        </w:rPr>
-        <w:t xml:space="preserve"> </w:t>
-      </w:r>
-      <w:r>
-        <w:rPr>
-          <w:rFonts w:ascii="Times New Roman" w:hAnsi="Times New Roman"/>
-          <w:sz w:val="24"/>
-          <w:szCs w:val="24"/>
-        </w:rPr>
-        <w:t>Як зорю світловидну,* яка чеснотами і чудес зорями світ просвіщає,* всі тебе возхваляємо, блаженний,* бо став ти причасником божественної світлості* і до сяйва незахідного прийшов єси, Мемноне,* тому й світлоносну пам’ять твою завжди почитаємо,* Спаса прославляючи.</w:t>
+      <w:r>
+        <w:rPr>
+          <w:rFonts w:ascii="Times New Roman" w:hAnsi="Times New Roman"/>
+          <w:i/>
+          <w:color w:val="FF0000"/>
+          <w:sz w:val="24"/>
+        </w:rPr>
+        <w:t>Кондак (г. 4):</w:t>
+      </w:r>
+      <w:r>
+        <w:rPr>
+          <w:rFonts w:ascii="Times New Roman" w:hAnsi="Times New Roman"/>
+          <w:sz w:val="24"/>
+        </w:rPr>
+        <w:t xml:space="preserve"> Царським повелінням зневаживши,* царство небесне отримав єси, Василію,* в ньому ж ликуючи, поминай нас,* які пам’ять твою почитаємо, священномученику.</w:t>
       </w:r>
     </w:p>
     <w:p>
